--- a/docs/软件导刊投稿稿_湘西土特产智能助农问答系统设计与实现.docx
+++ b/docs/软件导刊投稿稿_湘西土特产智能助农问答系统设计与实现.docx
@@ -69,15 +69,7 @@
           <w:sz w:val="21"/>
           <w:lang w:eastAsia="zh-CN"/>
         </w:rPr>
-        <w:t xml:space="preserve">摘要: </w:t>
-      </w:r>
-      <w:r>
-        <w:rPr>
-          <w:rFonts w:ascii="宋体" w:eastAsia="宋体" w:hAnsi="宋体"/>
-          <w:sz w:val="21"/>
-          <w:lang w:eastAsia="zh-CN"/>
-        </w:rPr>
-        <w:t>随着乡村振兴的不断发展，不少偏远地区的土特产也正在往外销售，湘西地区的特产就是其中的一员。可是对于这些湘西的特产小店来说，人工客服的开销又高，产品资料又较为分散，如果直接贸然使用传统的大模型来做AI客服，又容易产生AI幻觉，使得回答的问题答非所问。为此，本文设计了一套基于检索增强生成（RAG）技术的助农智能问答系统，该系统采用店主上传资料、消费者扫码或点开链接提问的双端模式。店主导入特产的介绍、储存的注意事项以及产品类型后，程序会自动完成文档的解析、文档分块和向量化，并将这些文档存入向量数据库。当有其他消费者发起提问时，系统就会结合消费者语言当中的关键词与向量实现混合检索，从而获取对应的知识，再搭配防幻觉提示词以及引用溯源机制，最后生成回答。该系统为了能正式投入使用，编写了42条测试用例用于开展实验。结果显示，面对知识库以外的问题，系统可以做到100%拒绝回答，所有输出回答都附带了溯源引用的标记，平均的响应时间为1.8秒，同时还做了并发压力测试，100位用户并发压力测试的运行成功率达到了99%。该系统已经完成了开源，能够为湘西土特产电商提供一套轻量化、具有落地条件的技术方案。</w:t>
+        <w:t>摘要:在乡村振兴的背景下,湘西土特产线上销售规模不断扩大,但本地中小商户普遍面临人工客服成本较高的难题,直接使用通用大模型做智能客服,又容易出现生成虚假内容、答非所问的现象。为此,设计并实现了基于检索增强生成(RAG)的土特产智能助农问答系统。商户上传产品资料后,系统自动完成文档解析、分块与向量化存储,并结合混合检索、防幻觉机制与溯源引用策略生成回答。系统内置了包含23份特产文档的知识库。经过42道测试题的实验验证,系统对知识库以外的问题能够全部拒绝回答,所有输出均标记具体来源,平均响应时间1.8秒;100个用户的并发测试成功率达到99%。系统已开源,能够为湘西土特产电商提供一套轻量化、可落地的技术支撑。</w:t>
       </w:r>
     </w:p>
     <w:p>
